--- a/examples/template_report/template.docx
+++ b/examples/template_report/template.docx
@@ -299,7 +299,6 @@
       <fldChar xmlns:main="http://schemas.openxmlformats.org/wordprocessingml/2006/main" main:fldCharType="end"/>
     </r>
   </p>
-  <p/>
 </ftr>
 </file>
 
@@ -347,7 +346,6 @@
       <t xml:space="preserve">  {{client.name}} · DPDPA gap assessment</t>
     </r>
   </p>
-  <p/>
 </hdr>
 </file>
 
